--- a/HW9/report.docx
+++ b/HW9/report.docx
@@ -13,7 +13,7 @@
           <w:noProof/>
         </w:rPr>
         <w:drawing>
-          <wp:inline distT="0" distB="0" distL="0" distR="0" wp14:anchorId="77E1864C" wp14:editId="635233F5">
+          <wp:inline distT="0" distB="0" distL="0" distR="0" wp14:anchorId="77E1864C" wp14:editId="5E792472">
             <wp:extent cx="2581275" cy="1935956"/>
             <wp:effectExtent l="0" t="0" r="0" b="7620"/>
             <wp:docPr id="1161445413" name="Picture 1"/>
@@ -181,6 +181,391 @@
                     <a:xfrm>
                       <a:off x="0" y="0"/>
                       <a:ext cx="3012917" cy="2259688"/>
+                    </a:xfrm>
+                    <a:prstGeom prst="rect">
+                      <a:avLst/>
+                    </a:prstGeom>
+                  </pic:spPr>
+                </pic:pic>
+              </a:graphicData>
+            </a:graphic>
+          </wp:inline>
+        </w:drawing>
+      </w:r>
+    </w:p>
+    <w:p>
+      <w:r>
+        <w:t>Task 6.</w:t>
+      </w:r>
+    </w:p>
+    <w:p>
+      <w:r>
+        <w:rPr>
+          <w:noProof/>
+        </w:rPr>
+        <w:drawing>
+          <wp:inline distT="0" distB="0" distL="0" distR="0" wp14:anchorId="1A93D507" wp14:editId="048E344D">
+            <wp:extent cx="2508248" cy="1504950"/>
+            <wp:effectExtent l="0" t="0" r="6985" b="0"/>
+            <wp:docPr id="1294537612" name="Picture 3"/>
+            <wp:cNvGraphicFramePr>
+              <a:graphicFrameLocks xmlns:a="http://schemas.openxmlformats.org/drawingml/2006/main" noChangeAspect="1"/>
+            </wp:cNvGraphicFramePr>
+            <a:graphic xmlns:a="http://schemas.openxmlformats.org/drawingml/2006/main">
+              <a:graphicData uri="http://schemas.openxmlformats.org/drawingml/2006/picture">
+                <pic:pic xmlns:pic="http://schemas.openxmlformats.org/drawingml/2006/picture">
+                  <pic:nvPicPr>
+                    <pic:cNvPr id="1294537612" name="Picture 1294537612"/>
+                    <pic:cNvPicPr/>
+                  </pic:nvPicPr>
+                  <pic:blipFill>
+                    <a:blip r:embed="rId8" cstate="print">
+                      <a:extLst>
+                        <a:ext uri="{28A0092B-C50C-407E-A947-70E740481C1C}">
+                          <a14:useLocalDpi xmlns:a14="http://schemas.microsoft.com/office/drawing/2010/main" val="0"/>
+                        </a:ext>
+                      </a:extLst>
+                    </a:blip>
+                    <a:stretch>
+                      <a:fillRect/>
+                    </a:stretch>
+                  </pic:blipFill>
+                  <pic:spPr>
+                    <a:xfrm>
+                      <a:off x="0" y="0"/>
+                      <a:ext cx="2518895" cy="1511338"/>
+                    </a:xfrm>
+                    <a:prstGeom prst="rect">
+                      <a:avLst/>
+                    </a:prstGeom>
+                  </pic:spPr>
+                </pic:pic>
+              </a:graphicData>
+            </a:graphic>
+          </wp:inline>
+        </w:drawing>
+      </w:r>
+      <w:r>
+        <w:rPr>
+          <w:noProof/>
+        </w:rPr>
+        <w:drawing>
+          <wp:inline distT="0" distB="0" distL="0" distR="0" wp14:anchorId="54825D8C" wp14:editId="0B20CE12">
+            <wp:extent cx="2373310" cy="1423987"/>
+            <wp:effectExtent l="0" t="0" r="8255" b="5080"/>
+            <wp:docPr id="627772185" name="Picture 4"/>
+            <wp:cNvGraphicFramePr>
+              <a:graphicFrameLocks xmlns:a="http://schemas.openxmlformats.org/drawingml/2006/main" noChangeAspect="1"/>
+            </wp:cNvGraphicFramePr>
+            <a:graphic xmlns:a="http://schemas.openxmlformats.org/drawingml/2006/main">
+              <a:graphicData uri="http://schemas.openxmlformats.org/drawingml/2006/picture">
+                <pic:pic xmlns:pic="http://schemas.openxmlformats.org/drawingml/2006/picture">
+                  <pic:nvPicPr>
+                    <pic:cNvPr id="627772185" name="Picture 627772185"/>
+                    <pic:cNvPicPr/>
+                  </pic:nvPicPr>
+                  <pic:blipFill>
+                    <a:blip r:embed="rId9" cstate="print">
+                      <a:extLst>
+                        <a:ext uri="{28A0092B-C50C-407E-A947-70E740481C1C}">
+                          <a14:useLocalDpi xmlns:a14="http://schemas.microsoft.com/office/drawing/2010/main" val="0"/>
+                        </a:ext>
+                      </a:extLst>
+                    </a:blip>
+                    <a:stretch>
+                      <a:fillRect/>
+                    </a:stretch>
+                  </pic:blipFill>
+                  <pic:spPr>
+                    <a:xfrm>
+                      <a:off x="0" y="0"/>
+                      <a:ext cx="2381734" cy="1429041"/>
+                    </a:xfrm>
+                    <a:prstGeom prst="rect">
+                      <a:avLst/>
+                    </a:prstGeom>
+                  </pic:spPr>
+                </pic:pic>
+              </a:graphicData>
+            </a:graphic>
+          </wp:inline>
+        </w:drawing>
+      </w:r>
+    </w:p>
+    <w:p>
+      <w:r>
+        <w:rPr>
+          <w:noProof/>
+        </w:rPr>
+        <w:lastRenderedPageBreak/>
+        <w:drawing>
+          <wp:inline distT="0" distB="0" distL="0" distR="0" wp14:anchorId="1CEE69F8" wp14:editId="44E4731C">
+            <wp:extent cx="2809875" cy="1685925"/>
+            <wp:effectExtent l="0" t="0" r="9525" b="9525"/>
+            <wp:docPr id="1606072901" name="Picture 5"/>
+            <wp:cNvGraphicFramePr>
+              <a:graphicFrameLocks xmlns:a="http://schemas.openxmlformats.org/drawingml/2006/main" noChangeAspect="1"/>
+            </wp:cNvGraphicFramePr>
+            <a:graphic xmlns:a="http://schemas.openxmlformats.org/drawingml/2006/main">
+              <a:graphicData uri="http://schemas.openxmlformats.org/drawingml/2006/picture">
+                <pic:pic xmlns:pic="http://schemas.openxmlformats.org/drawingml/2006/picture">
+                  <pic:nvPicPr>
+                    <pic:cNvPr id="1606072901" name="Picture 1606072901"/>
+                    <pic:cNvPicPr/>
+                  </pic:nvPicPr>
+                  <pic:blipFill>
+                    <a:blip r:embed="rId10" cstate="print">
+                      <a:extLst>
+                        <a:ext uri="{28A0092B-C50C-407E-A947-70E740481C1C}">
+                          <a14:useLocalDpi xmlns:a14="http://schemas.microsoft.com/office/drawing/2010/main" val="0"/>
+                        </a:ext>
+                      </a:extLst>
+                    </a:blip>
+                    <a:stretch>
+                      <a:fillRect/>
+                    </a:stretch>
+                  </pic:blipFill>
+                  <pic:spPr>
+                    <a:xfrm>
+                      <a:off x="0" y="0"/>
+                      <a:ext cx="2811722" cy="1687033"/>
+                    </a:xfrm>
+                    <a:prstGeom prst="rect">
+                      <a:avLst/>
+                    </a:prstGeom>
+                  </pic:spPr>
+                </pic:pic>
+              </a:graphicData>
+            </a:graphic>
+          </wp:inline>
+        </w:drawing>
+      </w:r>
+      <w:r>
+        <w:rPr>
+          <w:noProof/>
+        </w:rPr>
+        <w:drawing>
+          <wp:inline distT="0" distB="0" distL="0" distR="0" wp14:anchorId="005D714E" wp14:editId="2756B82E">
+            <wp:extent cx="3087688" cy="1852613"/>
+            <wp:effectExtent l="0" t="0" r="0" b="0"/>
+            <wp:docPr id="1258864480" name="Picture 6"/>
+            <wp:cNvGraphicFramePr>
+              <a:graphicFrameLocks xmlns:a="http://schemas.openxmlformats.org/drawingml/2006/main" noChangeAspect="1"/>
+            </wp:cNvGraphicFramePr>
+            <a:graphic xmlns:a="http://schemas.openxmlformats.org/drawingml/2006/main">
+              <a:graphicData uri="http://schemas.openxmlformats.org/drawingml/2006/picture">
+                <pic:pic xmlns:pic="http://schemas.openxmlformats.org/drawingml/2006/picture">
+                  <pic:nvPicPr>
+                    <pic:cNvPr id="1258864480" name="Picture 1258864480"/>
+                    <pic:cNvPicPr/>
+                  </pic:nvPicPr>
+                  <pic:blipFill>
+                    <a:blip r:embed="rId11" cstate="print">
+                      <a:extLst>
+                        <a:ext uri="{28A0092B-C50C-407E-A947-70E740481C1C}">
+                          <a14:useLocalDpi xmlns:a14="http://schemas.microsoft.com/office/drawing/2010/main" val="0"/>
+                        </a:ext>
+                      </a:extLst>
+                    </a:blip>
+                    <a:stretch>
+                      <a:fillRect/>
+                    </a:stretch>
+                  </pic:blipFill>
+                  <pic:spPr>
+                    <a:xfrm>
+                      <a:off x="0" y="0"/>
+                      <a:ext cx="3092739" cy="1855644"/>
+                    </a:xfrm>
+                    <a:prstGeom prst="rect">
+                      <a:avLst/>
+                    </a:prstGeom>
+                  </pic:spPr>
+                </pic:pic>
+              </a:graphicData>
+            </a:graphic>
+          </wp:inline>
+        </w:drawing>
+      </w:r>
+    </w:p>
+    <w:p>
+      <w:r>
+        <w:t>Task7</w:t>
+      </w:r>
+    </w:p>
+    <w:p>
+      <w:r>
+        <w:rPr>
+          <w:noProof/>
+        </w:rPr>
+        <w:drawing>
+          <wp:inline distT="0" distB="0" distL="0" distR="0" wp14:anchorId="0EBBC7E9" wp14:editId="3628A6EB">
+            <wp:extent cx="2730500" cy="1638300"/>
+            <wp:effectExtent l="0" t="0" r="0" b="0"/>
+            <wp:docPr id="1016661484" name="Picture 7"/>
+            <wp:cNvGraphicFramePr>
+              <a:graphicFrameLocks xmlns:a="http://schemas.openxmlformats.org/drawingml/2006/main" noChangeAspect="1"/>
+            </wp:cNvGraphicFramePr>
+            <a:graphic xmlns:a="http://schemas.openxmlformats.org/drawingml/2006/main">
+              <a:graphicData uri="http://schemas.openxmlformats.org/drawingml/2006/picture">
+                <pic:pic xmlns:pic="http://schemas.openxmlformats.org/drawingml/2006/picture">
+                  <pic:nvPicPr>
+                    <pic:cNvPr id="1016661484" name="Picture 1016661484"/>
+                    <pic:cNvPicPr/>
+                  </pic:nvPicPr>
+                  <pic:blipFill>
+                    <a:blip r:embed="rId12" cstate="print">
+                      <a:extLst>
+                        <a:ext uri="{28A0092B-C50C-407E-A947-70E740481C1C}">
+                          <a14:useLocalDpi xmlns:a14="http://schemas.microsoft.com/office/drawing/2010/main" val="0"/>
+                        </a:ext>
+                      </a:extLst>
+                    </a:blip>
+                    <a:stretch>
+                      <a:fillRect/>
+                    </a:stretch>
+                  </pic:blipFill>
+                  <pic:spPr>
+                    <a:xfrm>
+                      <a:off x="0" y="0"/>
+                      <a:ext cx="2732866" cy="1639720"/>
+                    </a:xfrm>
+                    <a:prstGeom prst="rect">
+                      <a:avLst/>
+                    </a:prstGeom>
+                  </pic:spPr>
+                </pic:pic>
+              </a:graphicData>
+            </a:graphic>
+          </wp:inline>
+        </w:drawing>
+      </w:r>
+      <w:r>
+        <w:rPr>
+          <w:noProof/>
+        </w:rPr>
+        <w:drawing>
+          <wp:inline distT="0" distB="0" distL="0" distR="0" wp14:anchorId="75DA0AA3" wp14:editId="603396AF">
+            <wp:extent cx="3024187" cy="1814512"/>
+            <wp:effectExtent l="0" t="0" r="5080" b="0"/>
+            <wp:docPr id="1435359447" name="Picture 8"/>
+            <wp:cNvGraphicFramePr>
+              <a:graphicFrameLocks xmlns:a="http://schemas.openxmlformats.org/drawingml/2006/main" noChangeAspect="1"/>
+            </wp:cNvGraphicFramePr>
+            <a:graphic xmlns:a="http://schemas.openxmlformats.org/drawingml/2006/main">
+              <a:graphicData uri="http://schemas.openxmlformats.org/drawingml/2006/picture">
+                <pic:pic xmlns:pic="http://schemas.openxmlformats.org/drawingml/2006/picture">
+                  <pic:nvPicPr>
+                    <pic:cNvPr id="1435359447" name="Picture 1435359447"/>
+                    <pic:cNvPicPr/>
+                  </pic:nvPicPr>
+                  <pic:blipFill>
+                    <a:blip r:embed="rId13" cstate="print">
+                      <a:extLst>
+                        <a:ext uri="{28A0092B-C50C-407E-A947-70E740481C1C}">
+                          <a14:useLocalDpi xmlns:a14="http://schemas.microsoft.com/office/drawing/2010/main" val="0"/>
+                        </a:ext>
+                      </a:extLst>
+                    </a:blip>
+                    <a:stretch>
+                      <a:fillRect/>
+                    </a:stretch>
+                  </pic:blipFill>
+                  <pic:spPr>
+                    <a:xfrm>
+                      <a:off x="0" y="0"/>
+                      <a:ext cx="3024187" cy="1814512"/>
+                    </a:xfrm>
+                    <a:prstGeom prst="rect">
+                      <a:avLst/>
+                    </a:prstGeom>
+                  </pic:spPr>
+                </pic:pic>
+              </a:graphicData>
+            </a:graphic>
+          </wp:inline>
+        </w:drawing>
+      </w:r>
+      <w:r>
+        <w:rPr>
+          <w:noProof/>
+        </w:rPr>
+        <w:drawing>
+          <wp:inline distT="0" distB="0" distL="0" distR="0" wp14:anchorId="439B78D1" wp14:editId="05D1E464">
+            <wp:extent cx="2643188" cy="1585913"/>
+            <wp:effectExtent l="0" t="0" r="5080" b="0"/>
+            <wp:docPr id="1059532380" name="Picture 9"/>
+            <wp:cNvGraphicFramePr>
+              <a:graphicFrameLocks xmlns:a="http://schemas.openxmlformats.org/drawingml/2006/main" noChangeAspect="1"/>
+            </wp:cNvGraphicFramePr>
+            <a:graphic xmlns:a="http://schemas.openxmlformats.org/drawingml/2006/main">
+              <a:graphicData uri="http://schemas.openxmlformats.org/drawingml/2006/picture">
+                <pic:pic xmlns:pic="http://schemas.openxmlformats.org/drawingml/2006/picture">
+                  <pic:nvPicPr>
+                    <pic:cNvPr id="1059532380" name="Picture 1059532380"/>
+                    <pic:cNvPicPr/>
+                  </pic:nvPicPr>
+                  <pic:blipFill>
+                    <a:blip r:embed="rId14" cstate="print">
+                      <a:extLst>
+                        <a:ext uri="{28A0092B-C50C-407E-A947-70E740481C1C}">
+                          <a14:useLocalDpi xmlns:a14="http://schemas.microsoft.com/office/drawing/2010/main" val="0"/>
+                        </a:ext>
+                      </a:extLst>
+                    </a:blip>
+                    <a:stretch>
+                      <a:fillRect/>
+                    </a:stretch>
+                  </pic:blipFill>
+                  <pic:spPr>
+                    <a:xfrm>
+                      <a:off x="0" y="0"/>
+                      <a:ext cx="2646189" cy="1587713"/>
+                    </a:xfrm>
+                    <a:prstGeom prst="rect">
+                      <a:avLst/>
+                    </a:prstGeom>
+                  </pic:spPr>
+                </pic:pic>
+              </a:graphicData>
+            </a:graphic>
+          </wp:inline>
+        </w:drawing>
+      </w:r>
+      <w:r>
+        <w:rPr>
+          <w:noProof/>
+        </w:rPr>
+        <w:drawing>
+          <wp:inline distT="0" distB="0" distL="0" distR="0" wp14:anchorId="3FEF6ED2" wp14:editId="07DEB4FC">
+            <wp:extent cx="3206750" cy="1924050"/>
+            <wp:effectExtent l="0" t="0" r="0" b="0"/>
+            <wp:docPr id="44840506" name="Picture 10"/>
+            <wp:cNvGraphicFramePr>
+              <a:graphicFrameLocks xmlns:a="http://schemas.openxmlformats.org/drawingml/2006/main" noChangeAspect="1"/>
+            </wp:cNvGraphicFramePr>
+            <a:graphic xmlns:a="http://schemas.openxmlformats.org/drawingml/2006/main">
+              <a:graphicData uri="http://schemas.openxmlformats.org/drawingml/2006/picture">
+                <pic:pic xmlns:pic="http://schemas.openxmlformats.org/drawingml/2006/picture">
+                  <pic:nvPicPr>
+                    <pic:cNvPr id="44840506" name="Picture 44840506"/>
+                    <pic:cNvPicPr/>
+                  </pic:nvPicPr>
+                  <pic:blipFill>
+                    <a:blip r:embed="rId15" cstate="print">
+                      <a:extLst>
+                        <a:ext uri="{28A0092B-C50C-407E-A947-70E740481C1C}">
+                          <a14:useLocalDpi xmlns:a14="http://schemas.microsoft.com/office/drawing/2010/main" val="0"/>
+                        </a:ext>
+                      </a:extLst>
+                    </a:blip>
+                    <a:stretch>
+                      <a:fillRect/>
+                    </a:stretch>
+                  </pic:blipFill>
+                  <pic:spPr>
+                    <a:xfrm>
+                      <a:off x="0" y="0"/>
+                      <a:ext cx="3208570" cy="1925142"/>
                     </a:xfrm>
                     <a:prstGeom prst="rect">
                       <a:avLst/>
